--- a/Coding 1 - year/Unit 4 - Loops and Iteration/Daily Lesson Plans/Word/Day 79.docx
+++ b/Coding 1 - year/Unit 4 - Loops and Iteration/Daily Lesson Plans/Word/Day 79.docx
@@ -50,12 +50,15 @@
               </w:rPr>
               <w:t xml:space="preserve">Coding I — Full Year</w:t>
             </w:r>
-          </w:p>
-          <w:p>
-            <w:pPr>
-              <w:spacing w:before="40"/>
-              <w:jc w:val="center"/>
-            </w:pPr>
+            <w:r>
+              <w:rPr>
+                <w:rFonts w:ascii="Arial" w:cs="Arial" w:eastAsia="Arial" w:hAnsi="Arial"/>
+                <w:sz w:val="16"/>
+                <w:szCs w:val="16"/>
+              </w:rPr>
+              <w:br/>
+              <w:t xml:space="preserve"/>
+            </w:r>
             <w:r>
               <w:rPr>
                 <w:rFonts w:ascii="Arial" w:cs="Arial" w:eastAsia="Arial" w:hAnsi="Arial"/>
@@ -83,7 +86,7 @@
           <w:rFonts w:ascii="Arial" w:cs="Arial" w:eastAsia="Arial" w:hAnsi="Arial"/>
           <w:b/>
           <w:bCs/>
-          <w:color w:val="1F3864"/>
+          <w:color w:val="2B5797"/>
           <w:sz w:val="32"/>
           <w:szCs w:val="32"/>
         </w:rPr>
@@ -261,9 +264,9 @@
               <w:right w:val="single" w:color="CCCCCC" w:sz="1"/>
             </w:tcBorders>
             <w:tcMar>
-              <w:top w:type="dxa" w:w="60"/>
+              <w:top w:type="dxa" w:w="80"/>
               <w:left w:type="dxa" w:w="120"/>
-              <w:bottom w:type="dxa" w:w="60"/>
+              <w:bottom w:type="dxa" w:w="80"/>
               <w:right w:type="dxa" w:w="120"/>
             </w:tcMar>
           </w:tcPr>
@@ -290,20 +293,213 @@
               <w:right w:val="single" w:color="CCCCCC" w:sz="1"/>
             </w:tcBorders>
             <w:tcMar>
-              <w:top w:type="dxa" w:w="60"/>
+              <w:top w:type="dxa" w:w="80"/>
               <w:left w:type="dxa" w:w="120"/>
-              <w:bottom w:type="dxa" w:w="60"/>
+              <w:bottom w:type="dxa" w:w="80"/>
               <w:right w:type="dxa" w:w="120"/>
             </w:tcMar>
           </w:tcPr>
           <w:p>
-            <w:r>
-              <w:rPr>
-                <w:rFonts w:ascii="Arial" w:cs="Arial" w:eastAsia="Arial" w:hAnsi="Arial"/>
-                <w:sz w:val="20"/>
-                <w:szCs w:val="20"/>
+            <w:pPr>
+              <w:spacing w:after="80" w:before="80"/>
+            </w:pPr>
+            <w:r>
+              <w:rPr>
+                <w:rFonts w:ascii="Arial" w:cs="Arial" w:eastAsia="Arial" w:hAnsi="Arial"/>
+                <w:b/>
+                <w:bCs/>
+                <w:i w:val="false"/>
+                <w:iCs w:val="false"/>
+                <w:color w:val="000000"/>
+                <w:sz w:val="22"/>
+                <w:szCs w:val="22"/>
               </w:rPr>
               <w:t xml:space="preserve">Bell Ringer / Review</w:t>
+            </w:r>
+            <w:r>
+              <w:rPr>
+                <w:rFonts w:ascii="Arial" w:cs="Arial" w:eastAsia="Arial" w:hAnsi="Arial"/>
+                <w:sz w:val="20"/>
+                <w:szCs w:val="20"/>
+              </w:rPr>
+              <w:br/>
+              <w:t xml:space="preserve"/>
+            </w:r>
+            <w:r>
+              <w:rPr>
+                <w:rFonts w:ascii="Arial" w:cs="Arial" w:eastAsia="Arial" w:hAnsi="Arial"/>
+                <w:sz w:val="20"/>
+                <w:szCs w:val="20"/>
+              </w:rPr>
+              <w:br/>
+              <w:t xml:space="preserve"/>
+            </w:r>
+            <w:r>
+              <w:rPr>
+                <w:rFonts w:ascii="Arial" w:cs="Arial" w:eastAsia="Arial" w:hAnsi="Arial"/>
+                <w:b/>
+                <w:bCs/>
+                <w:i w:val="false"/>
+                <w:iCs w:val="false"/>
+                <w:color w:val="000000"/>
+                <w:sz w:val="20"/>
+                <w:szCs w:val="20"/>
+              </w:rPr>
+              <w:t xml:space="preserve">Quick Write </w:t>
+            </w:r>
+            <w:r>
+              <w:rPr>
+                <w:rFonts w:ascii="Arial" w:cs="Arial" w:eastAsia="Arial" w:hAnsi="Arial"/>
+                <w:b w:val="false"/>
+                <w:bCs w:val="false"/>
+                <w:i w:val="false"/>
+                <w:iCs w:val="false"/>
+                <w:color w:val="000000"/>
+                <w:sz w:val="20"/>
+                <w:szCs w:val="20"/>
+              </w:rPr>
+              <w:t xml:space="preserve">(3 min — written or verbal):</w:t>
+            </w:r>
+            <w:r>
+              <w:rPr>
+                <w:rFonts w:ascii="Arial" w:cs="Arial" w:eastAsia="Arial" w:hAnsi="Arial"/>
+                <w:sz w:val="20"/>
+                <w:szCs w:val="20"/>
+              </w:rPr>
+              <w:br/>
+              <w:t xml:space="preserve"/>
+            </w:r>
+            <w:r>
+              <w:rPr>
+                <w:rFonts w:ascii="Arial" w:cs="Arial" w:eastAsia="Arial" w:hAnsi="Arial"/>
+                <w:b w:val="false"/>
+                <w:bCs w:val="false"/>
+                <w:i w:val="false"/>
+                <w:iCs w:val="false"/>
+                <w:color w:val="000000"/>
+                <w:sz w:val="20"/>
+                <w:szCs w:val="20"/>
+              </w:rPr>
+              <w:t xml:space="preserve">    In your own words: Decide whether to use a for loop or while loop based on the problem requirements?</w:t>
+            </w:r>
+            <w:r>
+              <w:rPr>
+                <w:rFonts w:ascii="Arial" w:cs="Arial" w:eastAsia="Arial" w:hAnsi="Arial"/>
+                <w:sz w:val="20"/>
+                <w:szCs w:val="20"/>
+              </w:rPr>
+              <w:br/>
+              <w:t xml:space="preserve"/>
+            </w:r>
+            <w:r>
+              <w:rPr>
+                <w:rFonts w:ascii="Arial" w:cs="Arial" w:eastAsia="Arial" w:hAnsi="Arial"/>
+                <w:sz w:val="20"/>
+                <w:szCs w:val="20"/>
+              </w:rPr>
+              <w:br/>
+              <w:t xml:space="preserve"/>
+            </w:r>
+            <w:r>
+              <w:rPr>
+                <w:rFonts w:ascii="Arial" w:cs="Arial" w:eastAsia="Arial" w:hAnsi="Arial"/>
+                <w:b/>
+                <w:bCs/>
+                <w:i w:val="false"/>
+                <w:iCs w:val="false"/>
+                <w:color w:val="000000"/>
+                <w:sz w:val="20"/>
+                <w:szCs w:val="20"/>
+              </w:rPr>
+              <w:t xml:space="preserve">Vocabulary Preview — </w:t>
+            </w:r>
+            <w:r>
+              <w:rPr>
+                <w:rFonts w:ascii="Arial" w:cs="Arial" w:eastAsia="Arial" w:hAnsi="Arial"/>
+                <w:b w:val="false"/>
+                <w:bCs w:val="false"/>
+                <w:i w:val="false"/>
+                <w:iCs w:val="false"/>
+                <w:color w:val="000000"/>
+                <w:sz w:val="20"/>
+                <w:szCs w:val="20"/>
+              </w:rPr>
+              <w:t xml:space="preserve">terms we'll use today:</w:t>
+            </w:r>
+            <w:r>
+              <w:rPr>
+                <w:rFonts w:ascii="Arial" w:cs="Arial" w:eastAsia="Arial" w:hAnsi="Arial"/>
+                <w:sz w:val="20"/>
+                <w:szCs w:val="20"/>
+              </w:rPr>
+              <w:br/>
+              <w:t xml:space="preserve"/>
+            </w:r>
+            <w:r>
+              <w:rPr>
+                <w:rFonts w:ascii="Arial" w:cs="Arial" w:eastAsia="Arial" w:hAnsi="Arial"/>
+                <w:b w:val="false"/>
+                <w:bCs w:val="false"/>
+                <w:i w:val="false"/>
+                <w:iCs w:val="false"/>
+                <w:color w:val="000000"/>
+                <w:sz w:val="20"/>
+                <w:szCs w:val="20"/>
+              </w:rPr>
+              <w:t xml:space="preserve">    • When to use a for loop   •   When to use a while loop   •   Comparison   •   Iterations known?   •   Over a sequence?   •   Typical use</w:t>
+            </w:r>
+            <w:r>
+              <w:rPr>
+                <w:rFonts w:ascii="Arial" w:cs="Arial" w:eastAsia="Arial" w:hAnsi="Arial"/>
+                <w:sz w:val="20"/>
+                <w:szCs w:val="20"/>
+              </w:rPr>
+              <w:br/>
+              <w:t xml:space="preserve"/>
+            </w:r>
+            <w:r>
+              <w:rPr>
+                <w:rFonts w:ascii="Arial" w:cs="Arial" w:eastAsia="Arial" w:hAnsi="Arial"/>
+                <w:sz w:val="20"/>
+                <w:szCs w:val="20"/>
+              </w:rPr>
+              <w:br/>
+              <w:t xml:space="preserve"/>
+            </w:r>
+            <w:r>
+              <w:rPr>
+                <w:rFonts w:ascii="Arial" w:cs="Arial" w:eastAsia="Arial" w:hAnsi="Arial"/>
+                <w:b w:val="false"/>
+                <w:bCs w:val="false"/>
+                <w:i/>
+                <w:iCs/>
+                <w:color w:val="444444"/>
+                <w:sz w:val="20"/>
+                <w:szCs w:val="20"/>
+              </w:rPr>
+              <w:t xml:space="preserve">Today's Goal: By the end of class you will be able to decide whether to use a for loop or while loop based on the problem requirements.</w:t>
+            </w:r>
+            <w:r>
+              <w:rPr>
+                <w:rFonts w:ascii="Arial" w:cs="Arial" w:eastAsia="Arial" w:hAnsi="Arial"/>
+                <w:sz w:val="20"/>
+                <w:szCs w:val="20"/>
+              </w:rPr>
+              <w:br/>
+              <w:t xml:space="preserve"/>
+            </w:r>
+            <w:r>
+              <w:rPr>
+                <w:rFonts w:ascii="Arial" w:cs="Arial" w:eastAsia="Arial" w:hAnsi="Arial"/>
+                <w:b w:val="false"/>
+                <w:bCs w:val="false"/>
+                <w:i/>
+                <w:iCs/>
+                <w:color w:val="555555"/>
+                <w:sz w:val="20"/>
+                <w:szCs w:val="20"/>
+              </w:rPr>
+              <w:t xml:space="preserve">→ Pair-share your response, then 2–3 students share with the class.</w:t>
             </w:r>
           </w:p>
         </w:tc>
@@ -319,9 +515,9 @@
               <w:right w:val="single" w:color="CCCCCC" w:sz="1"/>
             </w:tcBorders>
             <w:tcMar>
-              <w:top w:type="dxa" w:w="60"/>
+              <w:top w:type="dxa" w:w="80"/>
               <w:left w:type="dxa" w:w="120"/>
-              <w:bottom w:type="dxa" w:w="60"/>
+              <w:bottom w:type="dxa" w:w="80"/>
               <w:right w:type="dxa" w:w="120"/>
             </w:tcMar>
           </w:tcPr>
@@ -348,20 +544,446 @@
               <w:right w:val="single" w:color="CCCCCC" w:sz="1"/>
             </w:tcBorders>
             <w:tcMar>
-              <w:top w:type="dxa" w:w="60"/>
+              <w:top w:type="dxa" w:w="80"/>
               <w:left w:type="dxa" w:w="120"/>
-              <w:bottom w:type="dxa" w:w="60"/>
+              <w:bottom w:type="dxa" w:w="80"/>
               <w:right w:type="dxa" w:w="120"/>
             </w:tcMar>
           </w:tcPr>
           <w:p>
-            <w:r>
-              <w:rPr>
-                <w:rFonts w:ascii="Arial" w:cs="Arial" w:eastAsia="Arial" w:hAnsi="Arial"/>
-                <w:sz w:val="20"/>
-                <w:szCs w:val="20"/>
-              </w:rPr>
-              <w:t xml:space="preserve">Mini Lesson: For vs While — Choosing the Right Loop</w:t>
+            <w:pPr>
+              <w:spacing w:after="80" w:before="80"/>
+            </w:pPr>
+            <w:r>
+              <w:rPr>
+                <w:rFonts w:ascii="Arial" w:cs="Arial" w:eastAsia="Arial" w:hAnsi="Arial"/>
+                <w:b/>
+                <w:bCs/>
+                <w:i w:val="false"/>
+                <w:iCs w:val="false"/>
+                <w:color w:val="000000"/>
+                <w:sz w:val="22"/>
+                <w:szCs w:val="22"/>
+              </w:rPr>
+              <w:t xml:space="preserve">Mini Lesson: </w:t>
+            </w:r>
+            <w:r>
+              <w:rPr>
+                <w:rFonts w:ascii="Arial" w:cs="Arial" w:eastAsia="Arial" w:hAnsi="Arial"/>
+                <w:b w:val="false"/>
+                <w:bCs w:val="false"/>
+                <w:i w:val="false"/>
+                <w:iCs w:val="false"/>
+                <w:color w:val="000000"/>
+                <w:sz w:val="22"/>
+                <w:szCs w:val="22"/>
+              </w:rPr>
+              <w:t xml:space="preserve">For vs While — Choosing the Right Loop</w:t>
+            </w:r>
+            <w:r>
+              <w:rPr>
+                <w:rFonts w:ascii="Arial" w:cs="Arial" w:eastAsia="Arial" w:hAnsi="Arial"/>
+                <w:sz w:val="20"/>
+                <w:szCs w:val="20"/>
+              </w:rPr>
+              <w:br/>
+              <w:t xml:space="preserve"/>
+            </w:r>
+            <w:r>
+              <w:rPr>
+                <w:rFonts w:ascii="Arial" w:cs="Arial" w:eastAsia="Arial" w:hAnsi="Arial"/>
+                <w:sz w:val="20"/>
+                <w:szCs w:val="20"/>
+              </w:rPr>
+              <w:br/>
+              <w:t xml:space="preserve"/>
+            </w:r>
+            <w:r>
+              <w:rPr>
+                <w:rFonts w:ascii="Arial" w:cs="Arial" w:eastAsia="Arial" w:hAnsi="Arial"/>
+                <w:b/>
+                <w:bCs/>
+                <w:i/>
+                <w:iCs/>
+                <w:color w:val="000000"/>
+                <w:sz w:val="20"/>
+                <w:szCs w:val="20"/>
+              </w:rPr>
+              <w:t xml:space="preserve">Learning Target: </w:t>
+            </w:r>
+            <w:r>
+              <w:rPr>
+                <w:rFonts w:ascii="Arial" w:cs="Arial" w:eastAsia="Arial" w:hAnsi="Arial"/>
+                <w:b w:val="false"/>
+                <w:bCs w:val="false"/>
+                <w:i/>
+                <w:iCs/>
+                <w:color w:val="333333"/>
+                <w:sz w:val="20"/>
+                <w:szCs w:val="20"/>
+              </w:rPr>
+              <w:t xml:space="preserve">I can decide whether to use a for loop or while loop based on the problem requirements.</w:t>
+            </w:r>
+            <w:r>
+              <w:rPr>
+                <w:rFonts w:ascii="Arial" w:cs="Arial" w:eastAsia="Arial" w:hAnsi="Arial"/>
+                <w:sz w:val="20"/>
+                <w:szCs w:val="20"/>
+              </w:rPr>
+              <w:br/>
+              <w:t xml:space="preserve"/>
+            </w:r>
+            <w:r>
+              <w:rPr>
+                <w:rFonts w:ascii="Arial" w:cs="Arial" w:eastAsia="Arial" w:hAnsi="Arial"/>
+                <w:sz w:val="20"/>
+                <w:szCs w:val="20"/>
+              </w:rPr>
+              <w:br/>
+              <w:t xml:space="preserve"/>
+            </w:r>
+            <w:r>
+              <w:rPr>
+                <w:rFonts w:ascii="Arial" w:cs="Arial" w:eastAsia="Arial" w:hAnsi="Arial"/>
+                <w:b w:val="false"/>
+                <w:bCs w:val="false"/>
+                <w:i w:val="false"/>
+                <w:iCs w:val="false"/>
+                <w:color w:val="000000"/>
+                <w:sz w:val="20"/>
+                <w:szCs w:val="20"/>
+              </w:rPr>
+              <w:t xml:space="preserve">| Aspect | For Loop | While Loop |</w:t>
+            </w:r>
+            <w:r>
+              <w:rPr>
+                <w:rFonts w:ascii="Arial" w:cs="Arial" w:eastAsia="Arial" w:hAnsi="Arial"/>
+                <w:sz w:val="20"/>
+                <w:szCs w:val="20"/>
+              </w:rPr>
+              <w:br/>
+              <w:t xml:space="preserve"/>
+            </w:r>
+            <w:r>
+              <w:rPr>
+                <w:rFonts w:ascii="Arial" w:cs="Arial" w:eastAsia="Arial" w:hAnsi="Arial"/>
+                <w:b w:val="false"/>
+                <w:bCs w:val="false"/>
+                <w:i w:val="false"/>
+                <w:iCs w:val="false"/>
+                <w:color w:val="000000"/>
+                <w:sz w:val="20"/>
+                <w:szCs w:val="20"/>
+              </w:rPr>
+              <w:t xml:space="preserve">| Iterations known? | Yes | No |</w:t>
+            </w:r>
+            <w:r>
+              <w:rPr>
+                <w:rFonts w:ascii="Arial" w:cs="Arial" w:eastAsia="Arial" w:hAnsi="Arial"/>
+                <w:sz w:val="20"/>
+                <w:szCs w:val="20"/>
+              </w:rPr>
+              <w:br/>
+              <w:t xml:space="preserve"/>
+            </w:r>
+            <w:r>
+              <w:rPr>
+                <w:rFonts w:ascii="Arial" w:cs="Arial" w:eastAsia="Arial" w:hAnsi="Arial"/>
+                <w:sz w:val="20"/>
+                <w:szCs w:val="20"/>
+              </w:rPr>
+              <w:br/>
+              <w:t xml:space="preserve"/>
+            </w:r>
+            <w:r>
+              <w:rPr>
+                <w:rFonts w:ascii="Arial" w:cs="Arial" w:eastAsia="Arial" w:hAnsi="Arial"/>
+                <w:b/>
+                <w:bCs/>
+                <w:i w:val="false"/>
+                <w:iCs w:val="false"/>
+                <w:color w:val="000000"/>
+                <w:sz w:val="20"/>
+                <w:szCs w:val="20"/>
+              </w:rPr>
+              <w:t xml:space="preserve">Key Concepts:</w:t>
+            </w:r>
+            <w:r>
+              <w:rPr>
+                <w:rFonts w:ascii="Arial" w:cs="Arial" w:eastAsia="Arial" w:hAnsi="Arial"/>
+                <w:sz w:val="20"/>
+                <w:szCs w:val="20"/>
+              </w:rPr>
+              <w:br/>
+              <w:t xml:space="preserve"/>
+            </w:r>
+            <w:r>
+              <w:rPr>
+                <w:rFonts w:ascii="Arial" w:cs="Arial" w:eastAsia="Arial" w:hAnsi="Arial"/>
+                <w:b w:val="false"/>
+                <w:bCs w:val="false"/>
+                <w:i w:val="false"/>
+                <w:iCs w:val="false"/>
+                <w:color w:val="000000"/>
+                <w:sz w:val="20"/>
+                <w:szCs w:val="20"/>
+              </w:rPr>
+              <w:t xml:space="preserve">    • You know exactly how many iterations (count 1–10, loop through 5 items)</w:t>
+            </w:r>
+            <w:r>
+              <w:rPr>
+                <w:rFonts w:ascii="Arial" w:cs="Arial" w:eastAsia="Arial" w:hAnsi="Arial"/>
+                <w:sz w:val="20"/>
+                <w:szCs w:val="20"/>
+              </w:rPr>
+              <w:br/>
+              <w:t xml:space="preserve"/>
+            </w:r>
+            <w:r>
+              <w:rPr>
+                <w:rFonts w:ascii="Arial" w:cs="Arial" w:eastAsia="Arial" w:hAnsi="Arial"/>
+                <w:b w:val="false"/>
+                <w:bCs w:val="false"/>
+                <w:i w:val="false"/>
+                <w:iCs w:val="false"/>
+                <w:color w:val="000000"/>
+                <w:sz w:val="20"/>
+                <w:szCs w:val="20"/>
+              </w:rPr>
+              <w:t xml:space="preserve">    • You're iterating over a sequence (list, string, range)</w:t>
+            </w:r>
+            <w:r>
+              <w:rPr>
+                <w:rFonts w:ascii="Arial" w:cs="Arial" w:eastAsia="Arial" w:hAnsi="Arial"/>
+                <w:sz w:val="20"/>
+                <w:szCs w:val="20"/>
+              </w:rPr>
+              <w:br/>
+              <w:t xml:space="preserve"/>
+            </w:r>
+            <w:r>
+              <w:rPr>
+                <w:rFonts w:ascii="Arial" w:cs="Arial" w:eastAsia="Arial" w:hAnsi="Arial"/>
+                <w:b w:val="false"/>
+                <w:bCs w:val="false"/>
+                <w:i w:val="false"/>
+                <w:iCs w:val="false"/>
+                <w:color w:val="000000"/>
+                <w:sz w:val="20"/>
+                <w:szCs w:val="20"/>
+              </w:rPr>
+              <w:t xml:space="preserve">    • Clean, predictable iteration</w:t>
+            </w:r>
+            <w:r>
+              <w:rPr>
+                <w:rFonts w:ascii="Arial" w:cs="Arial" w:eastAsia="Arial" w:hAnsi="Arial"/>
+                <w:sz w:val="20"/>
+                <w:szCs w:val="20"/>
+              </w:rPr>
+              <w:br/>
+              <w:t xml:space="preserve"/>
+            </w:r>
+            <w:r>
+              <w:rPr>
+                <w:rFonts w:ascii="Arial" w:cs="Arial" w:eastAsia="Arial" w:hAnsi="Arial"/>
+                <w:b w:val="false"/>
+                <w:bCs w:val="false"/>
+                <w:i w:val="false"/>
+                <w:iCs w:val="false"/>
+                <w:color w:val="000000"/>
+                <w:sz w:val="20"/>
+                <w:szCs w:val="20"/>
+              </w:rPr>
+              <w:t xml:space="preserve">    • You don't know when the loop should stop (user input, changing condition)</w:t>
+            </w:r>
+            <w:r>
+              <w:rPr>
+                <w:rFonts w:ascii="Arial" w:cs="Arial" w:eastAsia="Arial" w:hAnsi="Arial"/>
+                <w:sz w:val="20"/>
+                <w:szCs w:val="20"/>
+              </w:rPr>
+              <w:br/>
+              <w:t xml:space="preserve"/>
+            </w:r>
+            <w:r>
+              <w:rPr>
+                <w:rFonts w:ascii="Arial" w:cs="Arial" w:eastAsia="Arial" w:hAnsi="Arial"/>
+                <w:b w:val="false"/>
+                <w:bCs w:val="false"/>
+                <w:i w:val="false"/>
+                <w:iCs w:val="false"/>
+                <w:color w:val="000000"/>
+                <w:sz w:val="20"/>
+                <w:szCs w:val="20"/>
+              </w:rPr>
+              <w:t xml:space="preserve">    • You need a sentinel loop (special value to exit)</w:t>
+            </w:r>
+            <w:r>
+              <w:rPr>
+                <w:rFonts w:ascii="Arial" w:cs="Arial" w:eastAsia="Arial" w:hAnsi="Arial"/>
+                <w:sz w:val="20"/>
+                <w:szCs w:val="20"/>
+              </w:rPr>
+              <w:br/>
+              <w:t xml:space="preserve"/>
+            </w:r>
+            <w:r>
+              <w:rPr>
+                <w:rFonts w:ascii="Arial" w:cs="Arial" w:eastAsia="Arial" w:hAnsi="Arial"/>
+                <w:b w:val="false"/>
+                <w:bCs w:val="false"/>
+                <w:i w:val="false"/>
+                <w:iCs w:val="false"/>
+                <w:color w:val="000000"/>
+                <w:sz w:val="20"/>
+                <w:szCs w:val="20"/>
+              </w:rPr>
+              <w:t xml:space="preserve">    • You need to validate input repeatedly</w:t>
+            </w:r>
+            <w:r>
+              <w:rPr>
+                <w:rFonts w:ascii="Arial" w:cs="Arial" w:eastAsia="Arial" w:hAnsi="Arial"/>
+                <w:sz w:val="20"/>
+                <w:szCs w:val="20"/>
+              </w:rPr>
+              <w:br/>
+              <w:t xml:space="preserve"/>
+            </w:r>
+            <w:r>
+              <w:rPr>
+                <w:rFonts w:ascii="Arial" w:cs="Arial" w:eastAsia="Arial" w:hAnsi="Arial"/>
+                <w:b w:val="false"/>
+                <w:bCs w:val="false"/>
+                <w:i w:val="false"/>
+                <w:iCs w:val="false"/>
+                <w:color w:val="000000"/>
+                <w:sz w:val="20"/>
+                <w:szCs w:val="20"/>
+              </w:rPr>
+              <w:t xml:space="preserve">    • Condition is complex and might change unpredictably</w:t>
+            </w:r>
+            <w:r>
+              <w:rPr>
+                <w:rFonts w:ascii="Arial" w:cs="Arial" w:eastAsia="Arial" w:hAnsi="Arial"/>
+                <w:sz w:val="20"/>
+                <w:szCs w:val="20"/>
+              </w:rPr>
+              <w:br/>
+              <w:t xml:space="preserve"/>
+            </w:r>
+            <w:r>
+              <w:rPr>
+                <w:rFonts w:ascii="Arial" w:cs="Arial" w:eastAsia="Arial" w:hAnsi="Arial"/>
+                <w:sz w:val="20"/>
+                <w:szCs w:val="20"/>
+              </w:rPr>
+              <w:br/>
+              <w:t xml:space="preserve"/>
+            </w:r>
+            <w:r>
+              <w:rPr>
+                <w:rFonts w:ascii="Arial" w:cs="Arial" w:eastAsia="Arial" w:hAnsi="Arial"/>
+                <w:b/>
+                <w:bCs/>
+                <w:i w:val="false"/>
+                <w:iCs w:val="false"/>
+                <w:color w:val="000000"/>
+                <w:sz w:val="20"/>
+                <w:szCs w:val="20"/>
+              </w:rPr>
+              <w:t xml:space="preserve">Vocabulary: </w:t>
+            </w:r>
+            <w:r>
+              <w:rPr>
+                <w:rFonts w:ascii="Arial" w:cs="Arial" w:eastAsia="Arial" w:hAnsi="Arial"/>
+                <w:b w:val="false"/>
+                <w:bCs w:val="false"/>
+                <w:i w:val="false"/>
+                <w:iCs w:val="false"/>
+                <w:color w:val="000000"/>
+                <w:sz w:val="20"/>
+                <w:szCs w:val="20"/>
+              </w:rPr>
+              <w:t xml:space="preserve">When to use a for loop, When to use a while loop, Comparison, Iterations known?, Over a sequence?, Typical use</w:t>
+            </w:r>
+            <w:r>
+              <w:rPr>
+                <w:rFonts w:ascii="Arial" w:cs="Arial" w:eastAsia="Arial" w:hAnsi="Arial"/>
+                <w:sz w:val="20"/>
+                <w:szCs w:val="20"/>
+              </w:rPr>
+              <w:br/>
+              <w:t xml:space="preserve"/>
+            </w:r>
+            <w:r>
+              <w:rPr>
+                <w:rFonts w:ascii="Arial" w:cs="Arial" w:eastAsia="Arial" w:hAnsi="Arial"/>
+                <w:sz w:val="20"/>
+                <w:szCs w:val="20"/>
+              </w:rPr>
+              <w:br/>
+              <w:t xml:space="preserve"/>
+            </w:r>
+            <w:r>
+              <w:rPr>
+                <w:rFonts w:ascii="Arial" w:cs="Arial" w:eastAsia="Arial" w:hAnsi="Arial"/>
+                <w:b/>
+                <w:bCs/>
+                <w:i/>
+                <w:iCs/>
+                <w:color w:val="555555"/>
+                <w:sz w:val="20"/>
+                <w:szCs w:val="20"/>
+              </w:rPr>
+              <w:t xml:space="preserve">→ Live Demo — </w:t>
+            </w:r>
+            <w:r>
+              <w:rPr>
+                <w:rFonts w:ascii="Arial" w:cs="Arial" w:eastAsia="Arial" w:hAnsi="Arial"/>
+                <w:b w:val="false"/>
+                <w:bCs w:val="false"/>
+                <w:i/>
+                <w:iCs/>
+                <w:color w:val="555555"/>
+                <w:sz w:val="20"/>
+                <w:szCs w:val="20"/>
+              </w:rPr>
+              <w:t xml:space="preserve">type examples as students follow along in their own editor.</w:t>
+            </w:r>
+            <w:r>
+              <w:rPr>
+                <w:rFonts w:ascii="Arial" w:cs="Arial" w:eastAsia="Arial" w:hAnsi="Arial"/>
+                <w:sz w:val="20"/>
+                <w:szCs w:val="20"/>
+              </w:rPr>
+              <w:br/>
+              <w:t xml:space="preserve"/>
+            </w:r>
+            <w:r>
+              <w:rPr>
+                <w:rFonts w:ascii="Arial" w:cs="Arial" w:eastAsia="Arial" w:hAnsi="Arial"/>
+                <w:b/>
+                <w:bCs/>
+                <w:i/>
+                <w:iCs/>
+                <w:color w:val="555555"/>
+                <w:sz w:val="20"/>
+                <w:szCs w:val="20"/>
+              </w:rPr>
+              <w:t xml:space="preserve">→ Check for Understanding: </w:t>
+            </w:r>
+            <w:r>
+              <w:rPr>
+                <w:rFonts w:ascii="Arial" w:cs="Arial" w:eastAsia="Arial" w:hAnsi="Arial"/>
+                <w:b w:val="false"/>
+                <w:bCs w:val="false"/>
+                <w:i/>
+                <w:iCs/>
+                <w:color w:val="555555"/>
+                <w:sz w:val="20"/>
+                <w:szCs w:val="20"/>
+              </w:rPr>
+              <w:t xml:space="preserve">pause and cold-call: “Can someone explain what we just did in their own words?”</w:t>
             </w:r>
           </w:p>
         </w:tc>
@@ -377,9 +999,9 @@
               <w:right w:val="single" w:color="CCCCCC" w:sz="1"/>
             </w:tcBorders>
             <w:tcMar>
-              <w:top w:type="dxa" w:w="60"/>
+              <w:top w:type="dxa" w:w="80"/>
               <w:left w:type="dxa" w:w="120"/>
-              <w:bottom w:type="dxa" w:w="60"/>
+              <w:bottom w:type="dxa" w:w="80"/>
               <w:right w:type="dxa" w:w="120"/>
             </w:tcMar>
           </w:tcPr>
@@ -406,20 +1028,90 @@
               <w:right w:val="single" w:color="CCCCCC" w:sz="1"/>
             </w:tcBorders>
             <w:tcMar>
-              <w:top w:type="dxa" w:w="60"/>
+              <w:top w:type="dxa" w:w="80"/>
               <w:left w:type="dxa" w:w="120"/>
-              <w:bottom w:type="dxa" w:w="60"/>
+              <w:bottom w:type="dxa" w:w="80"/>
               <w:right w:type="dxa" w:w="120"/>
             </w:tcMar>
           </w:tcPr>
           <w:p>
-            <w:r>
-              <w:rPr>
-                <w:rFonts w:ascii="Arial" w:cs="Arial" w:eastAsia="Arial" w:hAnsi="Arial"/>
-                <w:sz w:val="20"/>
-                <w:szCs w:val="20"/>
+            <w:pPr>
+              <w:spacing w:after="80" w:before="80"/>
+            </w:pPr>
+            <w:r>
+              <w:rPr>
+                <w:rFonts w:ascii="Arial" w:cs="Arial" w:eastAsia="Arial" w:hAnsi="Arial"/>
+                <w:b/>
+                <w:bCs/>
+                <w:i w:val="false"/>
+                <w:iCs w:val="false"/>
+                <w:color w:val="000000"/>
+                <w:sz w:val="22"/>
+                <w:szCs w:val="22"/>
               </w:rPr>
               <w:t xml:space="preserve">Guided Practice</w:t>
+            </w:r>
+            <w:r>
+              <w:rPr>
+                <w:rFonts w:ascii="Arial" w:cs="Arial" w:eastAsia="Arial" w:hAnsi="Arial"/>
+                <w:sz w:val="20"/>
+                <w:szCs w:val="20"/>
+              </w:rPr>
+              <w:br/>
+              <w:t xml:space="preserve"/>
+            </w:r>
+            <w:r>
+              <w:rPr>
+                <w:rFonts w:ascii="Arial" w:cs="Arial" w:eastAsia="Arial" w:hAnsi="Arial"/>
+                <w:sz w:val="20"/>
+                <w:szCs w:val="20"/>
+              </w:rPr>
+              <w:br/>
+              <w:t xml:space="preserve"/>
+            </w:r>
+            <w:r>
+              <w:rPr>
+                <w:rFonts w:ascii="Arial" w:cs="Arial" w:eastAsia="Arial" w:hAnsi="Arial"/>
+                <w:b w:val="false"/>
+                <w:bCs w:val="false"/>
+                <w:i w:val="false"/>
+                <w:iCs w:val="false"/>
+                <w:color w:val="000000"/>
+                <w:sz w:val="20"/>
+                <w:szCs w:val="20"/>
+              </w:rPr>
+              <w:t xml:space="preserve">For each scenario, decide: for loop or while loop? Then write the code.</w:t>
+            </w:r>
+            <w:r>
+              <w:rPr>
+                <w:rFonts w:ascii="Arial" w:cs="Arial" w:eastAsia="Arial" w:hAnsi="Arial"/>
+                <w:sz w:val="20"/>
+                <w:szCs w:val="20"/>
+              </w:rPr>
+              <w:br/>
+              <w:t xml:space="preserve"/>
+            </w:r>
+            <w:r>
+              <w:rPr>
+                <w:rFonts w:ascii="Arial" w:cs="Arial" w:eastAsia="Arial" w:hAnsi="Arial"/>
+                <w:sz w:val="20"/>
+                <w:szCs w:val="20"/>
+              </w:rPr>
+              <w:br/>
+              <w:t xml:space="preserve"/>
+            </w:r>
+            <w:r>
+              <w:rPr>
+                <w:rFonts w:ascii="Arial" w:cs="Arial" w:eastAsia="Arial" w:hAnsi="Arial"/>
+                <w:b w:val="false"/>
+                <w:bCs w:val="false"/>
+                <w:i/>
+                <w:iCs/>
+                <w:color w:val="555555"/>
+                <w:sz w:val="20"/>
+                <w:szCs w:val="20"/>
+              </w:rPr>
+              <w:t xml:space="preserve">→ Teacher models — students try alongside, then compare results.</w:t>
             </w:r>
           </w:p>
         </w:tc>
@@ -435,9 +1127,9 @@
               <w:right w:val="single" w:color="CCCCCC" w:sz="1"/>
             </w:tcBorders>
             <w:tcMar>
-              <w:top w:type="dxa" w:w="60"/>
+              <w:top w:type="dxa" w:w="80"/>
               <w:left w:type="dxa" w:w="120"/>
-              <w:bottom w:type="dxa" w:w="60"/>
+              <w:bottom w:type="dxa" w:w="80"/>
               <w:right w:type="dxa" w:w="120"/>
             </w:tcMar>
           </w:tcPr>
@@ -450,7 +1142,7 @@
                 <w:sz w:val="20"/>
                 <w:szCs w:val="20"/>
               </w:rPr>
-              <w:t xml:space="preserve">15-20 min</w:t>
+              <w:t xml:space="preserve">15–20 min</w:t>
             </w:r>
           </w:p>
         </w:tc>
@@ -464,20 +1156,164 @@
               <w:right w:val="single" w:color="CCCCCC" w:sz="1"/>
             </w:tcBorders>
             <w:tcMar>
-              <w:top w:type="dxa" w:w="60"/>
+              <w:top w:type="dxa" w:w="80"/>
               <w:left w:type="dxa" w:w="120"/>
-              <w:bottom w:type="dxa" w:w="60"/>
+              <w:bottom w:type="dxa" w:w="80"/>
               <w:right w:type="dxa" w:w="120"/>
             </w:tcMar>
           </w:tcPr>
           <w:p>
-            <w:r>
-              <w:rPr>
-                <w:rFonts w:ascii="Arial" w:cs="Arial" w:eastAsia="Arial" w:hAnsi="Arial"/>
-                <w:sz w:val="20"/>
-                <w:szCs w:val="20"/>
+            <w:pPr>
+              <w:spacing w:after="80" w:before="80"/>
+            </w:pPr>
+            <w:r>
+              <w:rPr>
+                <w:rFonts w:ascii="Arial" w:cs="Arial" w:eastAsia="Arial" w:hAnsi="Arial"/>
+                <w:b/>
+                <w:bCs/>
+                <w:i w:val="false"/>
+                <w:iCs w:val="false"/>
+                <w:color w:val="000000"/>
+                <w:sz w:val="22"/>
+                <w:szCs w:val="22"/>
               </w:rPr>
               <w:t xml:space="preserve">Independent Practice / Code Along</w:t>
+            </w:r>
+            <w:r>
+              <w:rPr>
+                <w:rFonts w:ascii="Arial" w:cs="Arial" w:eastAsia="Arial" w:hAnsi="Arial"/>
+                <w:sz w:val="20"/>
+                <w:szCs w:val="20"/>
+              </w:rPr>
+              <w:br/>
+              <w:t xml:space="preserve"/>
+            </w:r>
+            <w:r>
+              <w:rPr>
+                <w:rFonts w:ascii="Arial" w:cs="Arial" w:eastAsia="Arial" w:hAnsi="Arial"/>
+                <w:b/>
+                <w:bCs/>
+                <w:i w:val="false"/>
+                <w:iCs w:val="false"/>
+                <w:color w:val="000000"/>
+                <w:sz w:val="20"/>
+                <w:szCs w:val="20"/>
+              </w:rPr>
+              <w:t xml:space="preserve">    Beginner: </w:t>
+            </w:r>
+            <w:r>
+              <w:rPr>
+                <w:rFonts w:ascii="Arial" w:cs="Arial" w:eastAsia="Arial" w:hAnsi="Arial"/>
+                <w:b w:val="false"/>
+                <w:bCs w:val="false"/>
+                <w:i w:val="false"/>
+                <w:iCs w:val="false"/>
+                <w:color w:val="000000"/>
+                <w:sz w:val="20"/>
+                <w:szCs w:val="20"/>
+              </w:rPr>
+              <w:t xml:space="preserve">Rewrite this while loop as a for loop:</w:t>
+            </w:r>
+            <w:r>
+              <w:rPr>
+                <w:rFonts w:ascii="Arial" w:cs="Arial" w:eastAsia="Arial" w:hAnsi="Arial"/>
+                <w:sz w:val="20"/>
+                <w:szCs w:val="20"/>
+              </w:rPr>
+              <w:br/>
+              <w:t xml:space="preserve"/>
+            </w:r>
+            <w:r>
+              <w:rPr>
+                <w:rFonts w:ascii="Arial" w:cs="Arial" w:eastAsia="Arial" w:hAnsi="Arial"/>
+                <w:b/>
+                <w:bCs/>
+                <w:i w:val="false"/>
+                <w:iCs w:val="false"/>
+                <w:color w:val="000000"/>
+                <w:sz w:val="20"/>
+                <w:szCs w:val="20"/>
+              </w:rPr>
+              <w:t xml:space="preserve">    Intermediate: </w:t>
+            </w:r>
+            <w:r>
+              <w:rPr>
+                <w:rFonts w:ascii="Arial" w:cs="Arial" w:eastAsia="Arial" w:hAnsi="Arial"/>
+                <w:b w:val="false"/>
+                <w:bCs w:val="false"/>
+                <w:i w:val="false"/>
+                <w:iCs w:val="false"/>
+                <w:color w:val="000000"/>
+                <w:sz w:val="20"/>
+                <w:szCs w:val="20"/>
+              </w:rPr>
+              <w:t xml:space="preserve">Rewrite this for loop as a while loop:</w:t>
+            </w:r>
+            <w:r>
+              <w:rPr>
+                <w:rFonts w:ascii="Arial" w:cs="Arial" w:eastAsia="Arial" w:hAnsi="Arial"/>
+                <w:sz w:val="20"/>
+                <w:szCs w:val="20"/>
+              </w:rPr>
+              <w:br/>
+              <w:t xml:space="preserve"/>
+            </w:r>
+            <w:r>
+              <w:rPr>
+                <w:rFonts w:ascii="Arial" w:cs="Arial" w:eastAsia="Arial" w:hAnsi="Arial"/>
+                <w:b/>
+                <w:bCs/>
+                <w:i w:val="false"/>
+                <w:iCs w:val="false"/>
+                <w:color w:val="000000"/>
+                <w:sz w:val="20"/>
+                <w:szCs w:val="20"/>
+              </w:rPr>
+              <w:t xml:space="preserve">    Challenge: </w:t>
+            </w:r>
+            <w:r>
+              <w:rPr>
+                <w:rFonts w:ascii="Arial" w:cs="Arial" w:eastAsia="Arial" w:hAnsi="Arial"/>
+                <w:b w:val="false"/>
+                <w:bCs w:val="false"/>
+                <w:i w:val="false"/>
+                <w:iCs w:val="false"/>
+                <w:color w:val="000000"/>
+                <w:sz w:val="20"/>
+                <w:szCs w:val="20"/>
+              </w:rPr>
+              <w:t xml:space="preserve">Write a program that: - Asks the user for their name (validate: not empty) — use while loop - Asks how many favorite numbers they have — use…</w:t>
+            </w:r>
+            <w:r>
+              <w:rPr>
+                <w:rFonts w:ascii="Arial" w:cs="Arial" w:eastAsia="Arial" w:hAnsi="Arial"/>
+                <w:sz w:val="20"/>
+                <w:szCs w:val="20"/>
+              </w:rPr>
+              <w:br/>
+              <w:t xml:space="preserve"/>
+            </w:r>
+            <w:r>
+              <w:rPr>
+                <w:rFonts w:ascii="Arial" w:cs="Arial" w:eastAsia="Arial" w:hAnsi="Arial"/>
+                <w:sz w:val="20"/>
+                <w:szCs w:val="20"/>
+              </w:rPr>
+              <w:br/>
+              <w:t xml:space="preserve"/>
+            </w:r>
+            <w:r>
+              <w:rPr>
+                <w:rFonts w:ascii="Arial" w:cs="Arial" w:eastAsia="Arial" w:hAnsi="Arial"/>
+                <w:b w:val="false"/>
+                <w:bCs w:val="false"/>
+                <w:i/>
+                <w:iCs/>
+                <w:color w:val="555555"/>
+                <w:sz w:val="20"/>
+                <w:szCs w:val="20"/>
+              </w:rPr>
+              <w:t xml:space="preserve">→ Teacher circulates — offer hints, check for understanding.</w:t>
             </w:r>
           </w:p>
         </w:tc>
@@ -493,9 +1329,9 @@
               <w:right w:val="single" w:color="CCCCCC" w:sz="1"/>
             </w:tcBorders>
             <w:tcMar>
-              <w:top w:type="dxa" w:w="60"/>
+              <w:top w:type="dxa" w:w="80"/>
               <w:left w:type="dxa" w:w="120"/>
-              <w:bottom w:type="dxa" w:w="60"/>
+              <w:bottom w:type="dxa" w:w="80"/>
               <w:right w:type="dxa" w:w="120"/>
             </w:tcMar>
           </w:tcPr>
@@ -522,20 +1358,90 @@
               <w:right w:val="single" w:color="CCCCCC" w:sz="1"/>
             </w:tcBorders>
             <w:tcMar>
-              <w:top w:type="dxa" w:w="60"/>
+              <w:top w:type="dxa" w:w="80"/>
               <w:left w:type="dxa" w:w="120"/>
-              <w:bottom w:type="dxa" w:w="60"/>
+              <w:bottom w:type="dxa" w:w="80"/>
               <w:right w:type="dxa" w:w="120"/>
             </w:tcMar>
           </w:tcPr>
           <w:p>
-            <w:r>
-              <w:rPr>
-                <w:rFonts w:ascii="Arial" w:cs="Arial" w:eastAsia="Arial" w:hAnsi="Arial"/>
-                <w:sz w:val="20"/>
-                <w:szCs w:val="20"/>
+            <w:pPr>
+              <w:spacing w:after="80" w:before="80"/>
+            </w:pPr>
+            <w:r>
+              <w:rPr>
+                <w:rFonts w:ascii="Arial" w:cs="Arial" w:eastAsia="Arial" w:hAnsi="Arial"/>
+                <w:b/>
+                <w:bCs/>
+                <w:i w:val="false"/>
+                <w:iCs w:val="false"/>
+                <w:color w:val="000000"/>
+                <w:sz w:val="22"/>
+                <w:szCs w:val="22"/>
               </w:rPr>
               <w:t xml:space="preserve">Exit Ticket / Wrap-Up</w:t>
+            </w:r>
+            <w:r>
+              <w:rPr>
+                <w:rFonts w:ascii="Arial" w:cs="Arial" w:eastAsia="Arial" w:hAnsi="Arial"/>
+                <w:sz w:val="20"/>
+                <w:szCs w:val="20"/>
+              </w:rPr>
+              <w:br/>
+              <w:t xml:space="preserve"/>
+            </w:r>
+            <w:r>
+              <w:rPr>
+                <w:rFonts w:ascii="Arial" w:cs="Arial" w:eastAsia="Arial" w:hAnsi="Arial"/>
+                <w:sz w:val="20"/>
+                <w:szCs w:val="20"/>
+              </w:rPr>
+              <w:br/>
+              <w:t xml:space="preserve"/>
+            </w:r>
+            <w:r>
+              <w:rPr>
+                <w:rFonts w:ascii="Arial" w:cs="Arial" w:eastAsia="Arial" w:hAnsi="Arial"/>
+                <w:b w:val="false"/>
+                <w:bCs w:val="false"/>
+                <w:i w:val="false"/>
+                <w:iCs w:val="false"/>
+                <w:color w:val="000000"/>
+                <w:sz w:val="20"/>
+                <w:szCs w:val="20"/>
+              </w:rPr>
+              <w:t xml:space="preserve">Quick Check: Decide whether to use a for loop or while loop based on the problem requirements?</w:t>
+            </w:r>
+            <w:r>
+              <w:rPr>
+                <w:rFonts w:ascii="Arial" w:cs="Arial" w:eastAsia="Arial" w:hAnsi="Arial"/>
+                <w:sz w:val="20"/>
+                <w:szCs w:val="20"/>
+              </w:rPr>
+              <w:br/>
+              <w:t xml:space="preserve"/>
+            </w:r>
+            <w:r>
+              <w:rPr>
+                <w:rFonts w:ascii="Arial" w:cs="Arial" w:eastAsia="Arial" w:hAnsi="Arial"/>
+                <w:sz w:val="20"/>
+                <w:szCs w:val="20"/>
+              </w:rPr>
+              <w:br/>
+              <w:t xml:space="preserve"/>
+            </w:r>
+            <w:r>
+              <w:rPr>
+                <w:rFonts w:ascii="Arial" w:cs="Arial" w:eastAsia="Arial" w:hAnsi="Arial"/>
+                <w:b w:val="false"/>
+                <w:bCs w:val="false"/>
+                <w:i/>
+                <w:iCs/>
+                <w:color w:val="555555"/>
+                <w:sz w:val="20"/>
+                <w:szCs w:val="20"/>
+              </w:rPr>
+              <w:t xml:space="preserve">→ 3–2–1: Name 3 things learned, 2 new vocab words, 1 question you still have.</w:t>
             </w:r>
           </w:p>
         </w:tc>
@@ -929,19 +1835,6 @@
                 <w:sz w:val="18"/>
                 <w:szCs w:val="18"/>
               </w:rPr>
-              <w:t xml:space="preserve"># Example 1: Print 1-10</w:t>
-            </w:r>
-          </w:p>
-          <w:p>
-            <w:pPr>
-              <w:spacing w:after="20"/>
-            </w:pPr>
-            <w:r>
-              <w:rPr>
-                <w:rFonts w:ascii="Courier New" w:cs="Courier New" w:eastAsia="Courier New" w:hAnsi="Courier New"/>
-                <w:sz w:val="18"/>
-                <w:szCs w:val="18"/>
-              </w:rPr>
               <w:t xml:space="preserve">print("FOR LOOP:")</w:t>
             </w:r>
           </w:p>
@@ -1085,7 +1978,7 @@
                 <w:sz w:val="18"/>
                 <w:szCs w:val="18"/>
               </w:rPr>
-              <w:t xml:space="preserve"># Example 2: Sum a list</w:t>
+              <w:t xml:space="preserve"> </w:t>
             </w:r>
           </w:p>
           <w:p>
@@ -1306,20 +2199,20 @@
                 <w:sz w:val="18"/>
                 <w:szCs w:val="18"/>
               </w:rPr>
-              <w:t xml:space="preserve"># Example 3: Get valid input (while loop is better)</w:t>
-            </w:r>
-          </w:p>
-          <w:p>
-            <w:pPr>
-              <w:spacing w:after="20"/>
-            </w:pPr>
-            <w:r>
-              <w:rPr>
-                <w:rFonts w:ascii="Courier New" w:cs="Courier New" w:eastAsia="Courier New" w:hAnsi="Courier New"/>
-                <w:sz w:val="18"/>
-                <w:szCs w:val="18"/>
-              </w:rPr>
-              <w:t xml:space="preserve"># For loop doesn't work well here—you don't know how many times to ask</w:t>
+              <w:t xml:space="preserve"> </w:t>
+            </w:r>
+          </w:p>
+          <w:p>
+            <w:pPr>
+              <w:spacing w:after="20"/>
+            </w:pPr>
+            <w:r>
+              <w:rPr>
+                <w:rFonts w:ascii="Courier New" w:cs="Courier New" w:eastAsia="Courier New" w:hAnsi="Courier New"/>
+                <w:sz w:val="18"/>
+                <w:szCs w:val="18"/>
+              </w:rPr>
+              <w:t xml:space="preserve"> </w:t>
             </w:r>
           </w:p>
           <w:p>
@@ -1423,7 +2316,7 @@
                 <w:sz w:val="18"/>
                 <w:szCs w:val="18"/>
               </w:rPr>
-              <w:t xml:space="preserve"># Example 4: Print a pattern (for loop is cleaner)</w:t>
+              <w:t xml:space="preserve"> </w:t>
             </w:r>
           </w:p>
           <w:p>
@@ -1728,19 +2621,6 @@
                 <w:sz w:val="18"/>
                 <w:szCs w:val="18"/>
               </w:rPr>
-              <w:t xml:space="preserve"># Problem 1 Example (while to for)</w:t>
-            </w:r>
-          </w:p>
-          <w:p>
-            <w:pPr>
-              <w:spacing w:after="20"/>
-            </w:pPr>
-            <w:r>
-              <w:rPr>
-                <w:rFonts w:ascii="Courier New" w:cs="Courier New" w:eastAsia="Courier New" w:hAnsi="Courier New"/>
-                <w:sz w:val="18"/>
-                <w:szCs w:val="18"/>
-              </w:rPr>
               <w:t xml:space="preserve">for i in range(7):</w:t>
             </w:r>
           </w:p>
@@ -1780,7 +2660,7 @@
                 <w:sz w:val="18"/>
                 <w:szCs w:val="18"/>
               </w:rPr>
-              <w:t xml:space="preserve"># Problem 2 Example (for to while)</w:t>
+              <w:t xml:space="preserve"> </w:t>
             </w:r>
           </w:p>
           <w:p>
@@ -1897,7 +2777,7 @@
                 <w:sz w:val="18"/>
                 <w:szCs w:val="18"/>
               </w:rPr>
-              <w:t xml:space="preserve"># Problem 3 Example</w:t>
+              <w:t xml:space="preserve"> </w:t>
             </w:r>
           </w:p>
           <w:p>

--- a/Coding 1 - year/Unit 4 - Loops and Iteration/Daily Lesson Plans/Word/Day 79.docx
+++ b/Coding 1 - year/Unit 4 - Loops and Iteration/Daily Lesson Plans/Word/Day 79.docx
@@ -380,7 +380,7 @@
                 <w:sz w:val="20"/>
                 <w:szCs w:val="20"/>
               </w:rPr>
-              <w:t xml:space="preserve">    In your own words: Decide whether to use a for loop or while loop based on the problem requirements?</w:t>
+              <w:t xml:space="preserve">    What factors would help you decide whether to use a for loop or while loop based on the problem requirements? What trade-offs might you consider?</w:t>
             </w:r>
             <w:r>
               <w:rPr>
@@ -477,7 +477,7 @@
                 <w:sz w:val="20"/>
                 <w:szCs w:val="20"/>
               </w:rPr>
-              <w:t xml:space="preserve">Today's Goal: By the end of class you will be able to decide whether to use a for loop or while loop based on the problem requirements.</w:t>
+              <w:t xml:space="preserve">Today’s Goal: By the end of class you will be able to decide whether to use a for loop or while loop based on the problem requirements.</w:t>
             </w:r>
             <w:r>
               <w:rPr>
@@ -1410,7 +1410,7 @@
                 <w:sz w:val="20"/>
                 <w:szCs w:val="20"/>
               </w:rPr>
-              <w:t xml:space="preserve">Quick Check: Decide whether to use a for loop or while loop based on the problem requirements?</w:t>
+              <w:t xml:space="preserve">What's one decision you made in your code today and why did you make it?</w:t>
             </w:r>
             <w:r>
               <w:rPr>
